--- a/article/medium_article.docx
+++ b/article/medium_article.docx
@@ -7696,32 +7696,12 @@
             </w:rPr>
             <m:t>+</m:t>
           </m:r>
-          <m:f>
-            <m:fPr>
-              <m:ctrlPr>
-                <w:rPr>
-                  <w:rFonts w:ascii="Cambria Math" w:hAnsi="Cambria Math" w:cstheme="minorHAnsi"/>
-                  <w:i/>
-                </w:rPr>
-              </m:ctrlPr>
-            </m:fPr>
-            <m:num>
-              <m:r>
-                <w:rPr>
-                  <w:rFonts w:ascii="Cambria Math" w:hAnsi="Cambria Math" w:cstheme="minorHAnsi"/>
-                </w:rPr>
-                <m:t>h</m:t>
-              </m:r>
-            </m:num>
-            <m:den>
-              <m:r>
-                <w:rPr>
-                  <w:rFonts w:ascii="Cambria Math" w:hAnsi="Cambria Math" w:cstheme="minorHAnsi"/>
-                </w:rPr>
-                <m:t>2</m:t>
-              </m:r>
-            </m:den>
-          </m:f>
+          <m:r>
+            <w:rPr>
+              <w:rFonts w:ascii="Cambria Math" w:hAnsi="Cambria Math" w:cstheme="minorHAnsi"/>
+            </w:rPr>
+            <m:t xml:space="preserve">h </m:t>
+          </m:r>
           <m:r>
             <w:rPr>
               <w:rFonts w:ascii="Cambria Math" w:hAnsi="Cambria Math" w:cstheme="minorHAnsi"/>
@@ -10323,6 +10303,7 @@
   <w:style w:type="character" w:default="1" w:styleId="DefaultParagraphFont">
     <w:name w:val="Default Paragraph Font"/>
     <w:uiPriority w:val="1"/>
+    <w:semiHidden/>
     <w:unhideWhenUsed/>
   </w:style>
   <w:style w:type="table" w:default="1" w:styleId="TableNormal">
